--- a/reports/r0047.docx
+++ b/reports/r0047.docx
@@ -45,7 +45,7 @@
           <w:color w:val="000000"/>
           <w:sz w:val="21"/>
         </w:rPr>
-        <w:t>■ 成都经济总量在四川省稳居第一，人均GDP约11.52万元、人均经济实力居全省前列，经济增速维持在5.80%左右、总体平稳；固定资产投资最新增速2.20%，经济运行总体平稳。【待补充：成都市的行政与战略定位、支柱产业及龙头企业（数据库未覆盖，需人工补充）】</w:t>
+        <w:t>■ 成都作为四川省省会，经济总量在四川省稳居第一，人均GDP约11.52万元、人均经济实力居全省前列，经济增速维持在5.80%左右、总体平稳；固定资产投资最新增速2.20%，经济运行总体平稳。</w:t>
       </w:r>
     </w:p>
     <w:p>
@@ -75,7 +75,7 @@
           <w:color w:val="000000"/>
           <w:sz w:val="21"/>
         </w:rPr>
-        <w:t>产业结构方面，2025年成都市三次产业结构为2.2:27.9:69.9。【待补充：支柱产业、主要龙头企业、对外贸易等定性描述（数据库未覆盖）】</w:t>
+        <w:t>产业结构方面，2025年成都市三次产业结构为2.2:27.9:69.9，以电子信息、装备制造、医药健康和数字经济为支柱，聚集京东方、英特尔成都、华为成都等企业，是西部商贸科技中心。</w:t>
       </w:r>
     </w:p>
     <w:p>
